--- a/docs/Componentes_Completos_Control_Trama.docx
+++ b/docs/Componentes_Completos_Control_Trama.docx
@@ -45,7 +45,7 @@
           <w:sz w:val="20"/>
           <w:szCs w:val="20"/>
         </w:rPr>
-        <w:t xml:space="preserve">Nivel 1 (ya en uso) + Nivel 2 (a implementar) · con espacio para links y precios</w:t>
+        <w:t>Nivel 1 (ya en uso) + Nivel 2 (a implementar) · con espacio para links y precios</w:t>
       </w:r>
     </w:p>
     <w:p>
@@ -59,14 +59,13 @@
           <w:sz w:val="21"/>
           <w:szCs w:val="21"/>
         </w:rPr>
-        <w:t xml:space="preserve">Cómo usar este documento: </w:t>
+        <w:t>Cómo usar este documento: las tablas listan cada componente con su función y cantidad. La última columna de cada tabla está en blanco para que completes el link de compra y el precio. El Nivel 1 es lo que ya está en uso (arranque, pausa y retroceso del telar). El Nivel 2 es lo que hay que sumar para que el sistema dicte la secuencia del dibujo moviendo los marcos.</w:t>
       </w:r>
       <w:r>
         <w:rPr>
           <w:sz w:val="21"/>
           <w:szCs w:val="21"/>
         </w:rPr>
-        <w:t xml:space="preserve">las tablas listan cada componente con su función y cantidad. La última columna de cada tabla está en blanco para que completes el link de compra y el precio. El Nivel 1 es lo que ya está en uso (arranque y pausa del telar). El Nivel 2 es lo que hay que sumar para que el sistema dicte la secuencia del dibujo moviendo los marcos.</w:t>
       </w:r>
     </w:p>
     <w:p>
@@ -82,7 +81,7 @@
           <w:sz w:val="30"/>
           <w:szCs w:val="30"/>
         </w:rPr>
-        <w:t xml:space="preserve">1. Nivel 1 — Control de Marcha / Pausa (ya en uso)</w:t>
+        <w:t>1. Nivel 1 — Control de Marcha / Pausa / Retroceder (ya en uso)</w:t>
       </w:r>
     </w:p>
     <w:p>
@@ -94,7 +93,7 @@
           <w:sz w:val="21"/>
           <w:szCs w:val="21"/>
         </w:rPr>
-        <w:t xml:space="preserve">Esta etapa ya está diseñada y documentada. El ESP32 acciona los botones de Marcha y Pausa del telar mediante relés en paralelo, sin invadir la electrónica de la máquina. Incluye toda la etapa de protección eléctrica.</w:t>
+        <w:t>Esta etapa ya está diseñada y documentada. El ESP32 acciona los botones de Marcha, Pausa y Retroceder del telar mediante relés en paralelo con la botonera, y además sensa (sin accionar) los botones manuales de Avanzar e Impulso.</w:t>
       </w:r>
     </w:p>
     <w:p>
@@ -362,7 +361,7 @@
                 <w:sz w:val="20"/>
                 <w:szCs w:val="20"/>
               </w:rPr>
-              <w:t xml:space="preserve">Módulo Relé 2 canales (5V, optoacoplado)</w:t>
+              <w:t>Módulo Relé 3 canales (5V, optoacoplado)</w:t>
             </w:r>
           </w:p>
         </w:tc>
@@ -388,7 +387,7 @@
                 <w:sz w:val="20"/>
                 <w:szCs w:val="20"/>
               </w:rPr>
-              <w:t xml:space="preserve">Simula los pulsadores físicos. Se conecta en paralelo a los botones de Marcha y Pausa del telar.</w:t>
+              <w:t>Simula los pulsadores físicos. Se conecta en paralelo a Marcha, Pausa y Retroceder.</w:t>
             </w:r>
           </w:p>
         </w:tc>
@@ -468,7 +467,7 @@
                 <w:sz w:val="20"/>
                 <w:szCs w:val="20"/>
               </w:rPr>
-              <w:t xml:space="preserve">Regulador Step-Down LM2596</w:t>
+              <w:t>Módulo fuente HLK-5M05 (220V→5V, 1A)</w:t>
             </w:r>
           </w:p>
         </w:tc>
@@ -494,7 +493,7 @@
                 <w:sz w:val="20"/>
                 <w:szCs w:val="20"/>
               </w:rPr>
-              <w:t xml:space="preserve">Convierte los 24V del telar a 5V estables para alimentar el ESP32 y los relés.</w:t>
+              <w:t>Alimenta el ESP32, los relés y el sensado. Es una fuente propia, independiente del telar.</w:t>
             </w:r>
           </w:p>
         </w:tc>
@@ -574,7 +573,7 @@
                 <w:sz w:val="20"/>
                 <w:szCs w:val="20"/>
               </w:rPr>
-              <w:t xml:space="preserve">Fusible de protección</w:t>
+              <w:t>Fusible lento 1A + portafusible</w:t>
             </w:r>
           </w:p>
         </w:tc>
@@ -600,7 +599,7 @@
                 <w:sz w:val="20"/>
                 <w:szCs w:val="20"/>
               </w:rPr>
-              <w:t xml:space="preserve">Corta el circuito ante un cortocircuito o sobrecorriente.</w:t>
+              <w:t>Protege la entrada de 220V del módulo de fuente (valor que indica su datasheet).</w:t>
             </w:r>
           </w:p>
         </w:tc>
@@ -680,7 +679,7 @@
                 <w:sz w:val="20"/>
                 <w:szCs w:val="20"/>
               </w:rPr>
-              <w:t xml:space="preserve">Diodo Schottky</w:t>
+              <w:t>Optoacoplador PC817</w:t>
             </w:r>
           </w:p>
         </w:tc>
@@ -706,7 +705,7 @@
                 <w:sz w:val="20"/>
                 <w:szCs w:val="20"/>
               </w:rPr>
-              <w:t xml:space="preserve">Protege contra inversión de polaridad en la entrada de 24V.</w:t>
+              <w:t>Sensa (solo lectura) los botones Avanzar e Impulso, aislando sus 24V AC del ESP32.</w:t>
             </w:r>
           </w:p>
         </w:tc>
@@ -732,7 +731,7 @@
                 <w:sz w:val="20"/>
                 <w:szCs w:val="20"/>
               </w:rPr>
-              <w:t xml:space="preserve">1</w:t>
+              <w:t>2</w:t>
             </w:r>
           </w:p>
         </w:tc>
@@ -786,7 +785,7 @@
                 <w:sz w:val="20"/>
                 <w:szCs w:val="20"/>
               </w:rPr>
-              <w:t xml:space="preserve">Supresor TVS P6KE33CA</w:t>
+              <w:t>Puente rectificador DB107 (1A)</w:t>
             </w:r>
           </w:p>
         </w:tc>
@@ -812,7 +811,7 @@
                 <w:sz w:val="20"/>
                 <w:szCs w:val="20"/>
               </w:rPr>
-              <w:t xml:space="preserve">Absorbe picos de voltaje (&gt;33V) antes de que dañen al regulador.</w:t>
+              <w:t>Convierte el 24V AC de la botonera en pulsos de DC, antes del optoacoplador.</w:t>
             </w:r>
           </w:p>
         </w:tc>
@@ -838,7 +837,7 @@
                 <w:sz w:val="20"/>
                 <w:szCs w:val="20"/>
               </w:rPr>
-              <w:t xml:space="preserve">1</w:t>
+              <w:t>2</w:t>
             </w:r>
           </w:p>
         </w:tc>
@@ -892,7 +891,7 @@
                 <w:sz w:val="20"/>
                 <w:szCs w:val="20"/>
               </w:rPr>
-              <w:t xml:space="preserve">Capacitor electrolítico 470µF 50V</w:t>
+              <w:t>Resistencia 2,2kΩ 1W</w:t>
             </w:r>
           </w:p>
         </w:tc>
@@ -918,7 +917,7 @@
                 <w:sz w:val="20"/>
                 <w:szCs w:val="20"/>
               </w:rPr>
-              <w:t xml:space="preserve">Estabiliza la entrada de 24V ante el arranque de los motores.</w:t>
+              <w:t>Limita la corriente hacia el LED del optoacoplador.</w:t>
             </w:r>
           </w:p>
         </w:tc>
@@ -944,7 +943,7 @@
                 <w:sz w:val="20"/>
                 <w:szCs w:val="20"/>
               </w:rPr>
-              <w:t xml:space="preserve">1</w:t>
+              <w:t>2</w:t>
             </w:r>
           </w:p>
         </w:tc>
@@ -998,7 +997,7 @@
                 <w:sz w:val="20"/>
                 <w:szCs w:val="20"/>
               </w:rPr>
-              <w:t xml:space="preserve">Capacitor electrolítico 47µF 50V</w:t>
+              <w:t>Resistencias pull-up 10kΩ</w:t>
             </w:r>
           </w:p>
         </w:tc>
@@ -1024,7 +1023,7 @@
                 <w:sz w:val="20"/>
                 <w:szCs w:val="20"/>
               </w:rPr>
-              <w:t xml:space="preserve">Estabiliza la salida de 5V del regulador.</w:t>
+              <w:t>Evitan el pulso fantasma de los relés al arrancar: 3 para los relés + 2 para el sensado.</w:t>
             </w:r>
           </w:p>
         </w:tc>
@@ -1050,7 +1049,7 @@
                 <w:sz w:val="20"/>
                 <w:szCs w:val="20"/>
               </w:rPr>
-              <w:t xml:space="preserve">1</w:t>
+              <w:t>5</w:t>
             </w:r>
           </w:p>
         </w:tc>
@@ -1104,7 +1103,7 @@
                 <w:sz w:val="20"/>
                 <w:szCs w:val="20"/>
               </w:rPr>
-              <w:t xml:space="preserve">Capacitores cerámicos 100nF</w:t>
+              <w:t>Capacitores cerámicos 100nF</w:t>
             </w:r>
           </w:p>
         </w:tc>
@@ -1130,7 +1129,7 @@
                 <w:sz w:val="20"/>
                 <w:szCs w:val="20"/>
               </w:rPr>
-              <w:t xml:space="preserve">Filtran el ruido de alta frecuencia de la alimentación.</w:t>
+              <w:t>Filtran el ruido de alta frecuencia, junto al ESP32 y al módulo de relés.</w:t>
             </w:r>
           </w:p>
         </w:tc>
@@ -1156,7 +1155,7 @@
                 <w:sz w:val="20"/>
                 <w:szCs w:val="20"/>
               </w:rPr>
-              <w:t xml:space="preserve">2 a 3</w:t>
+              <w:t>3</w:t>
             </w:r>
           </w:p>
         </w:tc>
@@ -1210,7 +1209,7 @@
                 <w:sz w:val="20"/>
                 <w:szCs w:val="20"/>
               </w:rPr>
-              <w:t xml:space="preserve">Placa universal, cables y borneras</w:t>
+              <w:t>Caja IP65, prensacables, cable mallado, placa y borneras</w:t>
             </w:r>
           </w:p>
         </w:tc>
@@ -1236,7 +1235,7 @@
                 <w:sz w:val="20"/>
                 <w:szCs w:val="20"/>
               </w:rPr>
-              <w:t xml:space="preserve">Montaje y conexionado de toda la etapa.</w:t>
+              <w:t>Gabinete estanco y conexionado hacia la botonera del telar.</w:t>
             </w:r>
           </w:p>
         </w:tc>
@@ -1326,14 +1325,13 @@
           <w:sz w:val="21"/>
           <w:szCs w:val="21"/>
         </w:rPr>
-        <w:t xml:space="preserve">Fundamento: </w:t>
+        <w:t>Fundamento: como los tejidos de la planta son patrones simples y repetitivos (tipo cortina, con rayas que se repiten), no se necesita control hilo por hilo. Alcanza con controlar marcos (grupos de hilos que suben y bajan juntos), lo que reduce el hardware a solo 8 actuadores. Esta etapa reemplaza la función de las tarjetas perforadas del Jacquard.</w:t>
       </w:r>
       <w:r>
         <w:rPr>
           <w:sz w:val="21"/>
           <w:szCs w:val="21"/>
         </w:rPr>
-        <w:t xml:space="preserve">como los tejidos de la planta son patrones simples y repetitivos (tipo cortina, con rayas que se repiten), no se necesita control hilo por hilo. Alcanza con controlar marcos (grupos de hilos que suben y bajan juntos), lo que reduce el hardware a solo 8 a 16 actuadores. Esta etapa reemplaza la función de las tarjetas perforadas del Jacquard.</w:t>
       </w:r>
     </w:p>
     <w:p>
@@ -1349,7 +1347,7 @@
           <w:sz w:val="24"/>
           <w:szCs w:val="24"/>
         </w:rPr>
-        <w:t xml:space="preserve">2.1. Camino recomendado — con servomotores</w:t>
+        <w:t>2.1. Actuadores: solenoides / electroimanes</w:t>
       </w:r>
     </w:p>
     <w:p>
@@ -1361,7 +1359,7 @@
           <w:sz w:val="21"/>
           <w:szCs w:val="21"/>
         </w:rPr>
-        <w:t xml:space="preserve">Es el camino más simple: los servos no necesitan MOSFET ni diodos. Recomendado para el prototipo.</w:t>
+        <w:t>Cada solenoide tira de su marco cuando recibe corriente. Necesita un MOSFET por canal para conmutar la corriente, y un diodo flyback por bobina.</w:t>
       </w:r>
     </w:p>
     <w:p>
@@ -1414,7 +1412,7 @@
                 <w:sz w:val="20"/>
                 <w:szCs w:val="20"/>
               </w:rPr>
-              <w:t xml:space="preserve">Componente</w:t>
+              <w:t>Componente</w:t>
             </w:r>
           </w:p>
         </w:tc>
@@ -1441,7 +1439,7 @@
                 <w:sz w:val="20"/>
                 <w:szCs w:val="20"/>
               </w:rPr>
-              <w:t xml:space="preserve">Función</w:t>
+              <w:t>Función</w:t>
             </w:r>
           </w:p>
         </w:tc>
@@ -1468,7 +1466,7 @@
                 <w:sz w:val="20"/>
                 <w:szCs w:val="20"/>
               </w:rPr>
-              <w:t xml:space="preserve">Cant.</w:t>
+              <w:t>Cant.</w:t>
             </w:r>
           </w:p>
         </w:tc>
@@ -1523,7 +1521,7 @@
                 <w:sz w:val="20"/>
                 <w:szCs w:val="20"/>
               </w:rPr>
-              <w:t xml:space="preserve">Servomotor MG996R</w:t>
+              <w:t>Solenoide / electroimán 12V</w:t>
             </w:r>
           </w:p>
         </w:tc>
@@ -1549,7 +1547,7 @@
                 <w:sz w:val="20"/>
                 <w:szCs w:val="20"/>
               </w:rPr>
-              <w:t xml:space="preserve">Actuador de marco: sube/baja cada marco al girar. Uno por marco. Camino recomendado (no necesita MOSFET ni diodos).</w:t>
+              <w:t>Actuador de marco: tira del marco para subirlo. Modelo a definir tras medir el telar.</w:t>
             </w:r>
           </w:p>
         </w:tc>
@@ -1575,7 +1573,7 @@
                 <w:sz w:val="20"/>
                 <w:szCs w:val="20"/>
               </w:rPr>
-              <w:t xml:space="preserve">8 a 16</w:t>
+              <w:t>8</w:t>
             </w:r>
           </w:p>
         </w:tc>
@@ -1629,7 +1627,7 @@
                 <w:sz w:val="20"/>
                 <w:szCs w:val="20"/>
               </w:rPr>
-              <w:t xml:space="preserve">Módulo PCA9685 (16 canales PWM)</w:t>
+              <w:t>MOSFET IRLZ44N</w:t>
             </w:r>
           </w:p>
         </w:tc>
@@ -1655,7 +1653,7 @@
                 <w:sz w:val="20"/>
                 <w:szCs w:val="20"/>
               </w:rPr>
-              <w:t xml:space="preserve">Controlador de servos: maneja hasta 16 servos con solo 2 pines del ESP32 (I2C).</w:t>
+              <w:t>Permite al ESP32 (3.3V) conmutar la corriente de cada solenoide. Uno por canal.</w:t>
             </w:r>
           </w:p>
         </w:tc>
@@ -1681,7 +1679,7 @@
                 <w:sz w:val="20"/>
                 <w:szCs w:val="20"/>
               </w:rPr>
-              <w:t xml:space="preserve">1</w:t>
+              <w:t>8 (+2 repuesto)</w:t>
             </w:r>
           </w:p>
         </w:tc>
@@ -1735,7 +1733,7 @@
                 <w:sz w:val="20"/>
                 <w:szCs w:val="20"/>
               </w:rPr>
-              <w:t xml:space="preserve">Fuente conmutada 5V 10A</w:t>
+              <w:t>Diodo flyback 1N4007</w:t>
             </w:r>
           </w:p>
         </w:tc>
@@ -1761,7 +1759,7 @@
                 <w:sz w:val="20"/>
                 <w:szCs w:val="20"/>
               </w:rPr>
-              <w:t xml:space="preserve">Alimenta los servos (NO desde el ESP32). Si son 16 servos, usar 5V 20A.</w:t>
+              <w:t>OBLIGATORIO en paralelo con cada bobina: sin él, el pico inductivo quema el MOSFET.</w:t>
             </w:r>
           </w:p>
         </w:tc>
@@ -1787,7 +1785,7 @@
                 <w:sz w:val="20"/>
                 <w:szCs w:val="20"/>
               </w:rPr>
-              <w:t xml:space="preserve">1</w:t>
+              <w:t>8 (+2 repuesto)</w:t>
             </w:r>
           </w:p>
         </w:tc>
@@ -1841,7 +1839,7 @@
                 <w:sz w:val="20"/>
                 <w:szCs w:val="20"/>
               </w:rPr>
-              <w:t xml:space="preserve">Capacitor electrolítico 1000µF</w:t>
+              <w:t>Módulo 74HC595 (registro de desplazamiento)</w:t>
             </w:r>
           </w:p>
         </w:tc>
@@ -1867,7 +1865,7 @@
                 <w:sz w:val="20"/>
                 <w:szCs w:val="20"/>
               </w:rPr>
-              <w:t xml:space="preserve">Estabiliza la línea de los servos ante los picos de corriente al moverse.</w:t>
+              <w:t>Maneja las 8 salidas ON/OFF con solo 3 pines del ESP32.</w:t>
             </w:r>
           </w:p>
         </w:tc>
@@ -1893,7 +1891,7 @@
                 <w:sz w:val="20"/>
                 <w:szCs w:val="20"/>
               </w:rPr>
-              <w:t xml:space="preserve">1 a 2</w:t>
+              <w:t>1</w:t>
             </w:r>
           </w:p>
         </w:tc>
@@ -1947,7 +1945,7 @@
                 <w:sz w:val="20"/>
                 <w:szCs w:val="20"/>
               </w:rPr>
-              <w:t xml:space="preserve">Cables dupont, bornera y soporte</w:t>
+              <w:t>Fuente 12V acorde al consumo</w:t>
             </w:r>
           </w:p>
         </w:tc>
@@ -1973,7 +1971,7 @@
                 <w:sz w:val="20"/>
                 <w:szCs w:val="20"/>
               </w:rPr>
-              <w:t xml:space="preserve">Conexionado de los servos y montaje sobre los marcos del telar.</w:t>
+              <w:t>Alimenta los solenoides. Se dimensiona con: 8 × corriente de cada uno × 1,3.</w:t>
             </w:r>
           </w:p>
         </w:tc>
@@ -1999,7 +1997,7 @@
                 <w:sz w:val="20"/>
                 <w:szCs w:val="20"/>
               </w:rPr>
-              <w:t xml:space="preserve">según armado</w:t>
+              <w:t>1</w:t>
             </w:r>
           </w:p>
         </w:tc>
@@ -2049,7 +2047,7 @@
           <w:sz w:val="24"/>
           <w:szCs w:val="24"/>
         </w:rPr>
-        <w:t xml:space="preserve">2.2. Camino alternativo — con solenoides / electroimanes</w:t>
+        <w:t>2.2. Control de los actuadores</w:t>
       </w:r>
     </w:p>
     <w:p>
@@ -2061,7 +2059,7 @@
           <w:sz w:val="21"/>
           <w:szCs w:val="21"/>
         </w:rPr>
-        <w:t xml:space="preserve">Solo si los marcos pesan demasiado para un servo. Requiere más componentes (MOSFET y diodos por cada solenoide). Si se elige este camino, NO se usan los servos ni el PCA9685 de la tabla anterior.</w:t>
+        <w:t>Un registro de desplazamiento 74HC595 permite manejar los 8 canales usando solo 3 pines del ESP32. Cada salida va a un MOSFET, y cada MOSFET acciona un solenoide.</w:t>
       </w:r>
     </w:p>
     <w:p>
@@ -2069,668 +2067,6 @@
         <w:spacing w:after="80"/>
       </w:pPr>
     </w:p>
-    <w:tbl>
-      <w:tblPr>
-        <w:tblW w:type="dxa" w:w="10190"/>
-        <w:tblBorders>
-          <w:top w:val="single" w:color="CBD5E0" w:sz="6"/>
-          <w:left w:val="single" w:color="CBD5E0" w:sz="6"/>
-          <w:bottom w:val="single" w:color="CBD5E0" w:sz="6"/>
-          <w:right w:val="single" w:color="CBD5E0" w:sz="6"/>
-          <w:insideH w:val="single" w:color="CBD5E0" w:sz="6"/>
-          <w:insideV w:val="single" w:color="CBD5E0" w:sz="6"/>
-        </w:tblBorders>
-      </w:tblPr>
-      <w:tblGrid>
-        <w:gridCol w:w="2500"/>
-        <w:gridCol w:w="4100"/>
-        <w:gridCol w:w="1150"/>
-        <w:gridCol w:w="2440"/>
-      </w:tblGrid>
-      <w:tr>
-        <w:trPr>
-          <w:tblHeader/>
-        </w:trPr>
-        <w:tc>
-          <w:tcPr>
-            <w:tcW w:type="dxa" w:w="2500"/>
-            <w:shd w:fill="EDF2F7" w:color="auto" w:val="clear"/>
-            <w:tcMar>
-              <w:top w:type="dxa" w:w="60"/>
-              <w:left w:type="dxa" w:w="90"/>
-              <w:bottom w:type="dxa" w:w="60"/>
-              <w:right w:type="dxa" w:w="90"/>
-            </w:tcMar>
-            <w:vAlign w:val="center"/>
-          </w:tcPr>
-          <w:p>
-            <w:r>
-              <w:rPr>
-                <w:b/>
-                <w:bCs/>
-                <w:i w:val="false"/>
-                <w:iCs w:val="false"/>
-                <w:color w:val="2D3748"/>
-                <w:sz w:val="20"/>
-                <w:szCs w:val="20"/>
-              </w:rPr>
-              <w:t xml:space="preserve">Componente</w:t>
-            </w:r>
-          </w:p>
-        </w:tc>
-        <w:tc>
-          <w:tcPr>
-            <w:tcW w:type="dxa" w:w="4100"/>
-            <w:shd w:fill="EDF2F7" w:color="auto" w:val="clear"/>
-            <w:tcMar>
-              <w:top w:type="dxa" w:w="60"/>
-              <w:left w:type="dxa" w:w="90"/>
-              <w:bottom w:type="dxa" w:w="60"/>
-              <w:right w:type="dxa" w:w="90"/>
-            </w:tcMar>
-            <w:vAlign w:val="center"/>
-          </w:tcPr>
-          <w:p>
-            <w:r>
-              <w:rPr>
-                <w:b/>
-                <w:bCs/>
-                <w:i w:val="false"/>
-                <w:iCs w:val="false"/>
-                <w:color w:val="2D3748"/>
-                <w:sz w:val="20"/>
-                <w:szCs w:val="20"/>
-              </w:rPr>
-              <w:t xml:space="preserve">Función</w:t>
-            </w:r>
-          </w:p>
-        </w:tc>
-        <w:tc>
-          <w:tcPr>
-            <w:tcW w:type="dxa" w:w="1150"/>
-            <w:shd w:fill="EDF2F7" w:color="auto" w:val="clear"/>
-            <w:tcMar>
-              <w:top w:type="dxa" w:w="60"/>
-              <w:left w:type="dxa" w:w="90"/>
-              <w:bottom w:type="dxa" w:w="60"/>
-              <w:right w:type="dxa" w:w="90"/>
-            </w:tcMar>
-            <w:vAlign w:val="center"/>
-          </w:tcPr>
-          <w:p>
-            <w:r>
-              <w:rPr>
-                <w:b/>
-                <w:bCs/>
-                <w:i w:val="false"/>
-                <w:iCs w:val="false"/>
-                <w:color w:val="2D3748"/>
-                <w:sz w:val="20"/>
-                <w:szCs w:val="20"/>
-              </w:rPr>
-              <w:t xml:space="preserve">Cant.</w:t>
-            </w:r>
-          </w:p>
-        </w:tc>
-        <w:tc>
-          <w:tcPr>
-            <w:tcW w:type="dxa" w:w="2440"/>
-            <w:shd w:fill="EDF2F7" w:color="auto" w:val="clear"/>
-            <w:tcMar>
-              <w:top w:type="dxa" w:w="60"/>
-              <w:left w:type="dxa" w:w="90"/>
-              <w:bottom w:type="dxa" w:w="60"/>
-              <w:right w:type="dxa" w:w="90"/>
-            </w:tcMar>
-            <w:vAlign w:val="center"/>
-          </w:tcPr>
-          <w:p>
-            <w:r>
-              <w:rPr>
-                <w:b/>
-                <w:bCs/>
-                <w:i w:val="false"/>
-                <w:iCs w:val="false"/>
-                <w:color w:val="2D3748"/>
-                <w:sz w:val="20"/>
-                <w:szCs w:val="20"/>
-              </w:rPr>
-              <w:t xml:space="preserve">Link y precio (completar)</w:t>
-            </w:r>
-          </w:p>
-        </w:tc>
-      </w:tr>
-      <w:tr>
-        <w:tc>
-          <w:tcPr>
-            <w:tcW w:type="dxa" w:w="2500"/>
-            <w:tcMar>
-              <w:top w:type="dxa" w:w="60"/>
-              <w:left w:type="dxa" w:w="90"/>
-              <w:bottom w:type="dxa" w:w="60"/>
-              <w:right w:type="dxa" w:w="90"/>
-            </w:tcMar>
-            <w:vAlign w:val="center"/>
-          </w:tcPr>
-          <w:p>
-            <w:r>
-              <w:rPr>
-                <w:b/>
-                <w:bCs/>
-                <w:i w:val="false"/>
-                <w:iCs w:val="false"/>
-                <w:color w:val="2D3748"/>
-                <w:sz w:val="20"/>
-                <w:szCs w:val="20"/>
-              </w:rPr>
-              <w:t xml:space="preserve">Solenoide / electroimán 12V (ej. JF-0826B)</w:t>
-            </w:r>
-          </w:p>
-        </w:tc>
-        <w:tc>
-          <w:tcPr>
-            <w:tcW w:type="dxa" w:w="4100"/>
-            <w:tcMar>
-              <w:top w:type="dxa" w:w="60"/>
-              <w:left w:type="dxa" w:w="90"/>
-              <w:bottom w:type="dxa" w:w="60"/>
-              <w:right w:type="dxa" w:w="90"/>
-            </w:tcMar>
-            <w:vAlign w:val="center"/>
-          </w:tcPr>
-          <w:p>
-            <w:r>
-              <w:rPr>
-                <w:b w:val="false"/>
-                <w:bCs w:val="false"/>
-                <w:i w:val="false"/>
-                <w:iCs w:val="false"/>
-                <w:color w:val="2D3748"/>
-                <w:sz w:val="20"/>
-                <w:szCs w:val="20"/>
-              </w:rPr>
-              <w:t xml:space="preserve">Actuador de marco (alternativa): tira/empuja el marco. Se usa si el marco pesa mucho para un servo.</w:t>
-            </w:r>
-          </w:p>
-        </w:tc>
-        <w:tc>
-          <w:tcPr>
-            <w:tcW w:type="dxa" w:w="1150"/>
-            <w:tcMar>
-              <w:top w:type="dxa" w:w="60"/>
-              <w:left w:type="dxa" w:w="90"/>
-              <w:bottom w:type="dxa" w:w="60"/>
-              <w:right w:type="dxa" w:w="90"/>
-            </w:tcMar>
-            <w:vAlign w:val="center"/>
-          </w:tcPr>
-          <w:p>
-            <w:r>
-              <w:rPr>
-                <w:b w:val="false"/>
-                <w:bCs w:val="false"/>
-                <w:i w:val="false"/>
-                <w:iCs w:val="false"/>
-                <w:color w:val="2D3748"/>
-                <w:sz w:val="20"/>
-                <w:szCs w:val="20"/>
-              </w:rPr>
-              <w:t xml:space="preserve">8 a 16</w:t>
-            </w:r>
-          </w:p>
-        </w:tc>
-        <w:tc>
-          <w:tcPr>
-            <w:tcW w:type="dxa" w:w="2440"/>
-            <w:tcMar>
-              <w:top w:type="dxa" w:w="60"/>
-              <w:left w:type="dxa" w:w="90"/>
-              <w:bottom w:type="dxa" w:w="60"/>
-              <w:right w:type="dxa" w:w="90"/>
-            </w:tcMar>
-            <w:vAlign w:val="center"/>
-          </w:tcPr>
-          <w:p>
-            <w:r>
-              <w:rPr>
-                <w:b w:val="false"/>
-                <w:bCs w:val="false"/>
-                <w:i w:val="false"/>
-                <w:iCs w:val="false"/>
-                <w:color w:val="2D3748"/>
-                <w:sz w:val="20"/>
-                <w:szCs w:val="20"/>
-              </w:rPr>
-              <w:t xml:space="preserve"/>
-            </w:r>
-          </w:p>
-        </w:tc>
-      </w:tr>
-      <w:tr>
-        <w:tc>
-          <w:tcPr>
-            <w:tcW w:type="dxa" w:w="2500"/>
-            <w:tcMar>
-              <w:top w:type="dxa" w:w="60"/>
-              <w:left w:type="dxa" w:w="90"/>
-              <w:bottom w:type="dxa" w:w="60"/>
-              <w:right w:type="dxa" w:w="90"/>
-            </w:tcMar>
-            <w:vAlign w:val="center"/>
-          </w:tcPr>
-          <w:p>
-            <w:r>
-              <w:rPr>
-                <w:b/>
-                <w:bCs/>
-                <w:i w:val="false"/>
-                <w:iCs w:val="false"/>
-                <w:color w:val="2D3748"/>
-                <w:sz w:val="20"/>
-                <w:szCs w:val="20"/>
-              </w:rPr>
-              <w:t xml:space="preserve">MOSFET IRLZ44N</w:t>
-            </w:r>
-          </w:p>
-        </w:tc>
-        <w:tc>
-          <w:tcPr>
-            <w:tcW w:type="dxa" w:w="4100"/>
-            <w:tcMar>
-              <w:top w:type="dxa" w:w="60"/>
-              <w:left w:type="dxa" w:w="90"/>
-              <w:bottom w:type="dxa" w:w="60"/>
-              <w:right w:type="dxa" w:w="90"/>
-            </w:tcMar>
-            <w:vAlign w:val="center"/>
-          </w:tcPr>
-          <w:p>
-            <w:r>
-              <w:rPr>
-                <w:b w:val="false"/>
-                <w:bCs w:val="false"/>
-                <w:i w:val="false"/>
-                <w:iCs w:val="false"/>
-                <w:color w:val="2D3748"/>
-                <w:sz w:val="20"/>
-                <w:szCs w:val="20"/>
-              </w:rPr>
-              <w:t xml:space="preserve">Permite al ESP32 (3.3V) conmutar la corriente del solenoide. Uno por solenoide (o módulo multicanal).</w:t>
-            </w:r>
-          </w:p>
-        </w:tc>
-        <w:tc>
-          <w:tcPr>
-            <w:tcW w:type="dxa" w:w="1150"/>
-            <w:tcMar>
-              <w:top w:type="dxa" w:w="60"/>
-              <w:left w:type="dxa" w:w="90"/>
-              <w:bottom w:type="dxa" w:w="60"/>
-              <w:right w:type="dxa" w:w="90"/>
-            </w:tcMar>
-            <w:vAlign w:val="center"/>
-          </w:tcPr>
-          <w:p>
-            <w:r>
-              <w:rPr>
-                <w:b w:val="false"/>
-                <w:bCs w:val="false"/>
-                <w:i w:val="false"/>
-                <w:iCs w:val="false"/>
-                <w:color w:val="2D3748"/>
-                <w:sz w:val="20"/>
-                <w:szCs w:val="20"/>
-              </w:rPr>
-              <w:t xml:space="preserve">8 a 16</w:t>
-            </w:r>
-          </w:p>
-        </w:tc>
-        <w:tc>
-          <w:tcPr>
-            <w:tcW w:type="dxa" w:w="2440"/>
-            <w:tcMar>
-              <w:top w:type="dxa" w:w="60"/>
-              <w:left w:type="dxa" w:w="90"/>
-              <w:bottom w:type="dxa" w:w="60"/>
-              <w:right w:type="dxa" w:w="90"/>
-            </w:tcMar>
-            <w:vAlign w:val="center"/>
-          </w:tcPr>
-          <w:p>
-            <w:r>
-              <w:rPr>
-                <w:b w:val="false"/>
-                <w:bCs w:val="false"/>
-                <w:i w:val="false"/>
-                <w:iCs w:val="false"/>
-                <w:color w:val="2D3748"/>
-                <w:sz w:val="20"/>
-                <w:szCs w:val="20"/>
-              </w:rPr>
-              <w:t xml:space="preserve"/>
-            </w:r>
-          </w:p>
-        </w:tc>
-      </w:tr>
-      <w:tr>
-        <w:tc>
-          <w:tcPr>
-            <w:tcW w:type="dxa" w:w="2500"/>
-            <w:tcMar>
-              <w:top w:type="dxa" w:w="60"/>
-              <w:left w:type="dxa" w:w="90"/>
-              <w:bottom w:type="dxa" w:w="60"/>
-              <w:right w:type="dxa" w:w="90"/>
-            </w:tcMar>
-            <w:vAlign w:val="center"/>
-          </w:tcPr>
-          <w:p>
-            <w:r>
-              <w:rPr>
-                <w:b/>
-                <w:bCs/>
-                <w:i w:val="false"/>
-                <w:iCs w:val="false"/>
-                <w:color w:val="2D3748"/>
-                <w:sz w:val="20"/>
-                <w:szCs w:val="20"/>
-              </w:rPr>
-              <w:t xml:space="preserve">Diodo flyback 1N4007</w:t>
-            </w:r>
-          </w:p>
-        </w:tc>
-        <w:tc>
-          <w:tcPr>
-            <w:tcW w:type="dxa" w:w="4100"/>
-            <w:tcMar>
-              <w:top w:type="dxa" w:w="60"/>
-              <w:left w:type="dxa" w:w="90"/>
-              <w:bottom w:type="dxa" w:w="60"/>
-              <w:right w:type="dxa" w:w="90"/>
-            </w:tcMar>
-            <w:vAlign w:val="center"/>
-          </w:tcPr>
-          <w:p>
-            <w:r>
-              <w:rPr>
-                <w:b w:val="false"/>
-                <w:bCs w:val="false"/>
-                <w:i w:val="false"/>
-                <w:iCs w:val="false"/>
-                <w:color w:val="2D3748"/>
-                <w:sz w:val="20"/>
-                <w:szCs w:val="20"/>
-              </w:rPr>
-              <w:t xml:space="preserve">Protege del pico de tensión de la bobina al apagarse. Uno por solenoide.</w:t>
-            </w:r>
-          </w:p>
-        </w:tc>
-        <w:tc>
-          <w:tcPr>
-            <w:tcW w:type="dxa" w:w="1150"/>
-            <w:tcMar>
-              <w:top w:type="dxa" w:w="60"/>
-              <w:left w:type="dxa" w:w="90"/>
-              <w:bottom w:type="dxa" w:w="60"/>
-              <w:right w:type="dxa" w:w="90"/>
-            </w:tcMar>
-            <w:vAlign w:val="center"/>
-          </w:tcPr>
-          <w:p>
-            <w:r>
-              <w:rPr>
-                <w:b w:val="false"/>
-                <w:bCs w:val="false"/>
-                <w:i w:val="false"/>
-                <w:iCs w:val="false"/>
-                <w:color w:val="2D3748"/>
-                <w:sz w:val="20"/>
-                <w:szCs w:val="20"/>
-              </w:rPr>
-              <w:t xml:space="preserve">8 a 16</w:t>
-            </w:r>
-          </w:p>
-        </w:tc>
-        <w:tc>
-          <w:tcPr>
-            <w:tcW w:type="dxa" w:w="2440"/>
-            <w:tcMar>
-              <w:top w:type="dxa" w:w="60"/>
-              <w:left w:type="dxa" w:w="90"/>
-              <w:bottom w:type="dxa" w:w="60"/>
-              <w:right w:type="dxa" w:w="90"/>
-            </w:tcMar>
-            <w:vAlign w:val="center"/>
-          </w:tcPr>
-          <w:p>
-            <w:r>
-              <w:rPr>
-                <w:b w:val="false"/>
-                <w:bCs w:val="false"/>
-                <w:i w:val="false"/>
-                <w:iCs w:val="false"/>
-                <w:color w:val="2D3748"/>
-                <w:sz w:val="20"/>
-                <w:szCs w:val="20"/>
-              </w:rPr>
-              <w:t xml:space="preserve"/>
-            </w:r>
-          </w:p>
-        </w:tc>
-      </w:tr>
-      <w:tr>
-        <w:tc>
-          <w:tcPr>
-            <w:tcW w:type="dxa" w:w="2500"/>
-            <w:tcMar>
-              <w:top w:type="dxa" w:w="60"/>
-              <w:left w:type="dxa" w:w="90"/>
-              <w:bottom w:type="dxa" w:w="60"/>
-              <w:right w:type="dxa" w:w="90"/>
-            </w:tcMar>
-            <w:vAlign w:val="center"/>
-          </w:tcPr>
-          <w:p>
-            <w:r>
-              <w:rPr>
-                <w:b/>
-                <w:bCs/>
-                <w:i w:val="false"/>
-                <w:iCs w:val="false"/>
-                <w:color w:val="2D3748"/>
-                <w:sz w:val="20"/>
-                <w:szCs w:val="20"/>
-              </w:rPr>
-              <w:t xml:space="preserve">Módulo 74HC595 (shift register)</w:t>
-            </w:r>
-          </w:p>
-        </w:tc>
-        <w:tc>
-          <w:tcPr>
-            <w:tcW w:type="dxa" w:w="4100"/>
-            <w:tcMar>
-              <w:top w:type="dxa" w:w="60"/>
-              <w:left w:type="dxa" w:w="90"/>
-              <w:bottom w:type="dxa" w:w="60"/>
-              <w:right w:type="dxa" w:w="90"/>
-            </w:tcMar>
-            <w:vAlign w:val="center"/>
-          </w:tcPr>
-          <w:p>
-            <w:r>
-              <w:rPr>
-                <w:b w:val="false"/>
-                <w:bCs w:val="false"/>
-                <w:i w:val="false"/>
-                <w:iCs w:val="false"/>
-                <w:color w:val="2D3748"/>
-                <w:sz w:val="20"/>
-                <w:szCs w:val="20"/>
-              </w:rPr>
-              <w:t xml:space="preserve">Maneja 8 salidas ON/OFF con 3 pines del ESP32. Se encadena para más. (En vez del PCA9685.)</w:t>
-            </w:r>
-          </w:p>
-        </w:tc>
-        <w:tc>
-          <w:tcPr>
-            <w:tcW w:type="dxa" w:w="1150"/>
-            <w:tcMar>
-              <w:top w:type="dxa" w:w="60"/>
-              <w:left w:type="dxa" w:w="90"/>
-              <w:bottom w:type="dxa" w:w="60"/>
-              <w:right w:type="dxa" w:w="90"/>
-            </w:tcMar>
-            <w:vAlign w:val="center"/>
-          </w:tcPr>
-          <w:p>
-            <w:r>
-              <w:rPr>
-                <w:b w:val="false"/>
-                <w:bCs w:val="false"/>
-                <w:i w:val="false"/>
-                <w:iCs w:val="false"/>
-                <w:color w:val="2D3748"/>
-                <w:sz w:val="20"/>
-                <w:szCs w:val="20"/>
-              </w:rPr>
-              <w:t xml:space="preserve">1 a 2</w:t>
-            </w:r>
-          </w:p>
-        </w:tc>
-        <w:tc>
-          <w:tcPr>
-            <w:tcW w:type="dxa" w:w="2440"/>
-            <w:tcMar>
-              <w:top w:type="dxa" w:w="60"/>
-              <w:left w:type="dxa" w:w="90"/>
-              <w:bottom w:type="dxa" w:w="60"/>
-              <w:right w:type="dxa" w:w="90"/>
-            </w:tcMar>
-            <w:vAlign w:val="center"/>
-          </w:tcPr>
-          <w:p>
-            <w:r>
-              <w:rPr>
-                <w:b w:val="false"/>
-                <w:bCs w:val="false"/>
-                <w:i w:val="false"/>
-                <w:iCs w:val="false"/>
-                <w:color w:val="2D3748"/>
-                <w:sz w:val="20"/>
-                <w:szCs w:val="20"/>
-              </w:rPr>
-              <w:t xml:space="preserve"/>
-            </w:r>
-          </w:p>
-        </w:tc>
-      </w:tr>
-      <w:tr>
-        <w:tc>
-          <w:tcPr>
-            <w:tcW w:type="dxa" w:w="2500"/>
-            <w:tcMar>
-              <w:top w:type="dxa" w:w="60"/>
-              <w:left w:type="dxa" w:w="90"/>
-              <w:bottom w:type="dxa" w:w="60"/>
-              <w:right w:type="dxa" w:w="90"/>
-            </w:tcMar>
-            <w:vAlign w:val="center"/>
-          </w:tcPr>
-          <w:p>
-            <w:r>
-              <w:rPr>
-                <w:b/>
-                <w:bCs/>
-                <w:i w:val="false"/>
-                <w:iCs w:val="false"/>
-                <w:color w:val="2D3748"/>
-                <w:sz w:val="20"/>
-                <w:szCs w:val="20"/>
-              </w:rPr>
-              <w:t xml:space="preserve">Fuente 12V acorde al consumo</w:t>
-            </w:r>
-          </w:p>
-        </w:tc>
-        <w:tc>
-          <w:tcPr>
-            <w:tcW w:type="dxa" w:w="4100"/>
-            <w:tcMar>
-              <w:top w:type="dxa" w:w="60"/>
-              <w:left w:type="dxa" w:w="90"/>
-              <w:bottom w:type="dxa" w:w="60"/>
-              <w:right w:type="dxa" w:w="90"/>
-            </w:tcMar>
-            <w:vAlign w:val="center"/>
-          </w:tcPr>
-          <w:p>
-            <w:r>
-              <w:rPr>
-                <w:b w:val="false"/>
-                <w:bCs w:val="false"/>
-                <w:i w:val="false"/>
-                <w:iCs w:val="false"/>
-                <w:color w:val="2D3748"/>
-                <w:sz w:val="20"/>
-                <w:szCs w:val="20"/>
-              </w:rPr>
-              <w:t xml:space="preserve">Alimenta los solenoides. Se dimensiona según cuántos se activen a la vez.</w:t>
-            </w:r>
-          </w:p>
-        </w:tc>
-        <w:tc>
-          <w:tcPr>
-            <w:tcW w:type="dxa" w:w="1150"/>
-            <w:tcMar>
-              <w:top w:type="dxa" w:w="60"/>
-              <w:left w:type="dxa" w:w="90"/>
-              <w:bottom w:type="dxa" w:w="60"/>
-              <w:right w:type="dxa" w:w="90"/>
-            </w:tcMar>
-            <w:vAlign w:val="center"/>
-          </w:tcPr>
-          <w:p>
-            <w:r>
-              <w:rPr>
-                <w:b w:val="false"/>
-                <w:bCs w:val="false"/>
-                <w:i w:val="false"/>
-                <w:iCs w:val="false"/>
-                <w:color w:val="2D3748"/>
-                <w:sz w:val="20"/>
-                <w:szCs w:val="20"/>
-              </w:rPr>
-              <w:t xml:space="preserve">1</w:t>
-            </w:r>
-          </w:p>
-        </w:tc>
-        <w:tc>
-          <w:tcPr>
-            <w:tcW w:type="dxa" w:w="2440"/>
-            <w:tcMar>
-              <w:top w:type="dxa" w:w="60"/>
-              <w:left w:type="dxa" w:w="90"/>
-              <w:bottom w:type="dxa" w:w="60"/>
-              <w:right w:type="dxa" w:w="90"/>
-            </w:tcMar>
-            <w:vAlign w:val="center"/>
-          </w:tcPr>
-          <w:p>
-            <w:r>
-              <w:rPr>
-                <w:b w:val="false"/>
-                <w:bCs w:val="false"/>
-                <w:i w:val="false"/>
-                <w:iCs w:val="false"/>
-                <w:color w:val="2D3748"/>
-                <w:sz w:val="20"/>
-                <w:szCs w:val="20"/>
-              </w:rPr>
-              <w:t xml:space="preserve"/>
-            </w:r>
-          </w:p>
-        </w:tc>
-      </w:tr>
-    </w:tbl>
     <w:p>
       <w:r>
         <w:br w:type="page"/>
@@ -2766,7 +2102,7 @@
           <w:sz w:val="21"/>
           <w:szCs w:val="21"/>
         </w:rPr>
-        <w:t xml:space="preserve">La cantidad de actuadores (8 a 16) depende de cuántos marcos tenga el telar. Para patrones repetitivos simples, 8 marcos suelen ser suficientes.</w:t>
+        <w:t>La cantidad de actuadores es 8, uno por marco: es el máximo que este telar puede ejecutar en simultáneo, confirmado en el relevamiento del 19/08/26.</w:t>
       </w:r>
     </w:p>
     <w:p>
@@ -2783,7 +2119,7 @@
           <w:sz w:val="21"/>
           <w:szCs w:val="21"/>
         </w:rPr>
-        <w:t xml:space="preserve">Un solo módulo PCA9685 maneja hasta 16 servos. Si el telar tiene más de 16 marcos, se encadena un segundo módulo.</w:t>
+        <w:t>Con 8 marcos alcanza un solo módulo 74HC595 (tiene 8 salidas): no hace falta encadenar un segundo.</w:t>
       </w:r>
     </w:p>
     <w:p>
@@ -2800,7 +2136,7 @@
           <w:sz w:val="21"/>
           <w:szCs w:val="21"/>
         </w:rPr>
-        <w:t xml:space="preserve">Elegí UN camino para el Nivel 2: servos (recomendado) O solenoides. No hacen falta los dos.</w:t>
+        <w:t>El modelo y la corriente de los solenoides quedan a definir tras medir la fuerza y el recorrido de las palancas del telar (tarea 5.9/5.10 del Gantt).</w:t>
       </w:r>
     </w:p>
     <w:p>
@@ -2834,7 +2170,7 @@
           <w:sz w:val="21"/>
           <w:szCs w:val="21"/>
         </w:rPr>
-        <w:t xml:space="preserve">Para servos MG996R: cada uno puede pedir picos de ~1A bajo carga. Dimensioná la fuente por la cantidad que se muevan a la vez, con margen.</w:t>
+        <w:t>La fuente de 12V se dimensiona según la corriente de cada solenoide: 8 × corriente × 1,3 de margen.</w:t>
       </w:r>
     </w:p>
     <w:p>
